--- a/3.2 Hoofdstuk 2 - Marktvormen en hun marktevenwicht/3.2.7 Paragraaf 7 - Toepassen/3. Oefenen/basisopgaven/3.2.7 Toepassen – basis – antwoorden.docx
+++ b/3.2 Hoofdstuk 2 - Marktvormen en hun marktevenwicht/3.2.7 Paragraaf 7 - Toepassen/3. Oefenen/basisopgaven/3.2.7 Toepassen – basis – antwoorden.docx
@@ -1407,6 +1407,18 @@
               <w:t xml:space="preserve">Het producentensurplus is (€ 480 – € 240) × 60 + ((€ 240 – € 0) × 60) × 0,5 = € 21.600.</w:t>
             </w:r>
           </w:p>
+          <w:p>
+            <w:r>
+              <w:rPr>
+                <w:noProof/>
+              </w:rPr>
+              <w:pict>
+                <v:shape id="Image 1" o:spid="_x0000_i1026" type="#_x0000_t75" style="width:287.4pt;height:244.8pt;visibility:visible">
+                  <v:imagedata r:id="rId10" o:title=""/>
+                </v:shape>
+              </w:pict>
+            </w:r>
+          </w:p>
         </w:tc>
       </w:tr>
     </w:tbl>
@@ -2515,6 +2527,18 @@
       </w:r>
     </w:p>
     <w:p>
+      <w:r>
+        <w:rPr>
+          <w:noProof/>
+        </w:rPr>
+        <w:pict>
+          <v:shape id="Image 2" o:spid="_x0000_i1027" type="#_x0000_t75" style="width:453pt;height:97.2pt;visibility:visible">
+            <v:imagedata r:id="rId11" o:title=""/>
+          </v:shape>
+        </w:pict>
+      </w:r>
+    </w:p>
+    <w:p>
       <w:pPr>
         <w:spacing w:after="80"/>
       </w:pPr>
@@ -2627,6 +2651,18 @@
       </w:r>
     </w:p>
     <w:p>
+      <w:r>
+        <w:rPr>
+          <w:noProof/>
+        </w:rPr>
+        <w:pict>
+          <v:shape id="Image 3" o:spid="_x0000_i1028" type="#_x0000_t75" style="width:453pt;height:97.2pt;visibility:visible">
+            <v:imagedata r:id="rId12" o:title=""/>
+          </v:shape>
+        </w:pict>
+      </w:r>
+    </w:p>
+    <w:p>
       <w:pPr>
         <w:spacing w:after="80"/>
       </w:pPr>
@@ -2901,6 +2937,18 @@
       </w:r>
     </w:p>
     <w:p>
+      <w:r>
+        <w:rPr>
+          <w:noProof/>
+        </w:rPr>
+        <w:pict>
+          <v:shape id="Image 4" o:spid="_x0000_i1029" type="#_x0000_t75" style="width:453pt;height:97.2pt;visibility:visible">
+            <v:imagedata r:id="rId13" o:title=""/>
+          </v:shape>
+        </w:pict>
+      </w:r>
+    </w:p>
+    <w:p>
       <w:pPr>
         <w:spacing w:after="80"/>
       </w:pPr>
@@ -3013,6 +3061,18 @@
       </w:r>
     </w:p>
     <w:p>
+      <w:r>
+        <w:rPr>
+          <w:noProof/>
+        </w:rPr>
+        <w:pict>
+          <v:shape id="Image 5" o:spid="_x0000_i1030" type="#_x0000_t75" style="width:453pt;height:97.2pt;visibility:visible">
+            <v:imagedata r:id="rId14" o:title=""/>
+          </v:shape>
+        </w:pict>
+      </w:r>
+    </w:p>
+    <w:p>
       <w:pPr>
         <w:spacing w:after="80"/>
       </w:pPr>
@@ -3287,6 +3347,18 @@
       </w:r>
     </w:p>
     <w:p>
+      <w:r>
+        <w:rPr>
+          <w:noProof/>
+        </w:rPr>
+        <w:pict>
+          <v:shape id="Image 6" o:spid="_x0000_i1031" type="#_x0000_t75" style="width:453pt;height:97.2pt;visibility:visible">
+            <v:imagedata r:id="rId15" o:title=""/>
+          </v:shape>
+        </w:pict>
+      </w:r>
+    </w:p>
+    <w:p>
       <w:pPr>
         <w:spacing w:after="80"/>
       </w:pPr>
@@ -4915,6 +4987,18 @@
               <w:t xml:space="preserve">MO = TO’ = 100 – 2Q</w:t>
             </w:r>
           </w:p>
+          <w:p>
+            <w:r>
+              <w:rPr>
+                <w:noProof/>
+              </w:rPr>
+              <w:pict>
+                <v:shape id="Image 7" o:spid="_x0000_i1032" type="#_x0000_t75" style="width:249.6pt;height:207.6pt;visibility:visible">
+                  <v:imagedata r:id="rId16" o:title=""/>
+                </v:shape>
+              </w:pict>
+            </w:r>
+          </w:p>
         </w:tc>
       </w:tr>
     </w:tbl>
@@ -4947,6 +5031,18 @@
           <w:szCs w:val="22"/>
         </w:rPr>
         <w:t xml:space="preserve">Teken een nieuw assenstelsel met op de x-as Q en op de y-as p. Teken daarin de vraaglijn.</w:t>
+      </w:r>
+    </w:p>
+    <w:p>
+      <w:r>
+        <w:rPr>
+          <w:noProof/>
+        </w:rPr>
+        <w:pict>
+          <v:shape id="Image 8" o:spid="_x0000_i1033" type="#_x0000_t75" style="width:251.4pt;height:247.8pt;visibility:visible">
+            <v:imagedata r:id="rId17" o:title=""/>
+          </v:shape>
+        </w:pict>
       </w:r>
     </w:p>
     <w:p>
@@ -5069,6 +5165,18 @@
               <w:t xml:space="preserve">MO = TO’ = 100 – 2Q</w:t>
             </w:r>
           </w:p>
+          <w:p>
+            <w:r>
+              <w:rPr>
+                <w:noProof/>
+              </w:rPr>
+              <w:pict>
+                <v:shape id="Image 9" o:spid="_x0000_i1034" type="#_x0000_t75" style="width:273.6pt;height:3in;visibility:visible">
+                  <v:imagedata r:id="rId18" o:title=""/>
+                </v:shape>
+              </w:pict>
+            </w:r>
+          </w:p>
         </w:tc>
       </w:tr>
     </w:tbl>
@@ -5150,6 +5258,18 @@
               <w:t xml:space="preserve">MO = MK  100 – 2Q = 4 + Q  QM = 32, pM = 100 – 32 = 68</w:t>
             </w:r>
           </w:p>
+          <w:p>
+            <w:r>
+              <w:rPr>
+                <w:noProof/>
+              </w:rPr>
+              <w:pict>
+                <v:shape id="Image 10" o:spid="_x0000_i1035" type="#_x0000_t75" style="width:230.4pt;height:226.8pt;visibility:visible">
+                  <v:imagedata r:id="rId19" o:title=""/>
+                </v:shape>
+              </w:pict>
+            </w:r>
+          </w:p>
         </w:tc>
       </w:tr>
     </w:tbl>
@@ -5408,6 +5528,18 @@
               <w:t xml:space="preserve">Qa = 5 × q = 5p – 20  p = 4 + Qa / 5</w:t>
             </w:r>
           </w:p>
+          <w:p>
+            <w:r>
+              <w:rPr>
+                <w:noProof/>
+              </w:rPr>
+              <w:pict>
+                <v:shape id="Image 11" o:spid="_x0000_i1036" type="#_x0000_t75" style="width:246.6pt;height:242.4pt;visibility:visible">
+                  <v:imagedata r:id="rId20" o:title=""/>
+                </v:shape>
+              </w:pict>
+            </w:r>
+          </w:p>
         </w:tc>
       </w:tr>
     </w:tbl>
@@ -5503,6 +5635,18 @@
               <w:t xml:space="preserve">Hieruit volgt: Q* = 100 – 20 = 5 × 20 – 20 = 80</w:t>
             </w:r>
           </w:p>
+          <w:p>
+            <w:r>
+              <w:rPr>
+                <w:noProof/>
+              </w:rPr>
+              <w:pict>
+                <v:shape id="Image 12" o:spid="_x0000_i1037" type="#_x0000_t75" style="width:246.6pt;height:242.4pt;visibility:visible">
+                  <v:imagedata r:id="rId21" o:title=""/>
+                </v:shape>
+              </w:pict>
+            </w:r>
+          </w:p>
         </w:tc>
       </w:tr>
     </w:tbl>
@@ -5788,6 +5932,18 @@
               <w:t xml:space="preserve">Qa = 23 × q = 23p – 92  p = 4 + Qa / 23</w:t>
             </w:r>
           </w:p>
+          <w:p>
+            <w:r>
+              <w:rPr>
+                <w:noProof/>
+              </w:rPr>
+              <w:pict>
+                <v:shape id="Image 13" o:spid="_x0000_i1038" type="#_x0000_t75" style="width:220.8pt;height:3in;visibility:visible">
+                  <v:imagedata r:id="rId22" o:title=""/>
+                </v:shape>
+              </w:pict>
+            </w:r>
+          </w:p>
         </w:tc>
       </w:tr>
     </w:tbl>
@@ -5881,6 +6037,18 @@
                 <w:szCs w:val="22"/>
               </w:rPr>
               <w:t xml:space="preserve">Hieruit volgt: Q* = 100 – 8 = 23 × 8 – 92 = 92</w:t>
+            </w:r>
+          </w:p>
+          <w:p>
+            <w:r>
+              <w:rPr>
+                <w:noProof/>
+              </w:rPr>
+              <w:pict>
+                <v:shape id="Image 14" o:spid="_x0000_i1039" type="#_x0000_t75" style="width:215.4pt;height:211.8pt;visibility:visible">
+                  <v:imagedata r:id="rId23" o:title=""/>
+                </v:shape>
+              </w:pict>
             </w:r>
           </w:p>
         </w:tc>
